--- a/docs/manual/dist/daon-getting-started.docx
+++ b/docs/manual/dist/daon-getting-started.docx
@@ -1566,7 +1566,7 @@
         </w:numPr>
       </w:pPr>
       <w:r>
-        <w:t>API 컨테이너에서 프로젝트 명령 python -m daon_user_api.admin_cli reset-initial-password를 정확히 한 번 실행합니다.</w:t>
+        <w:t>API 컨테이너에서 프로젝트 명령 python -m daon2_user_api.admin_cli reset-initial-password를 정확히 한 번 실행합니다.</w:t>
       </w:r>
     </w:p>
     <w:p>
